--- a/swh/docx/02.content.docx
+++ b/swh/docx/02.content.docx
@@ -11090,19 +11090,7 @@
         <w:rPr>
           <w:lang w:val="sw_KE" w:bidi="sw_KE"/>
         </w:rPr>
-        <w:t xml:space="preserve">; tazama zaidi </w:t>
-      </w:r>
-      <w:r>
-        <w:rPr>
-          <w:lang w:val="sw_KE" w:bidi="sw_KE"/>
-        </w:rPr>
-        <w:t>Utangulizi wa Kitabu cha Kutoka</w:t>
-      </w:r>
-      <w:r>
-        <w:rPr>
-          <w:lang w:val="sw_KE" w:bidi="sw_KE"/>
-        </w:rPr>
-        <w:t>, Tarehe ya Kutoka.</w:t>
+        <w:t>; tazama zaidi Utangulizi wa Kitabu cha Kutoka, Tarehe ya Kutoka.</w:t>
       </w:r>
       <w:r>
         <w:rPr>
